--- a/docs/Tonka_Time_Weekend_Rental_Agreement_Template.docx
+++ b/docs/Tonka_Time_Weekend_Rental_Agreement_Template.docx
@@ -1063,7 +1063,7 @@
         <w:spacing w:after="50" w:line="247" w:lineRule="auto"/>
       </w:pPr>
       <w:r>
-        <w:t>Customer initials - 811/private utilities responsibility: __________</w:t>
+        <w:t>Customer initials - 811/private utilities responsibility: [[OS_INITIAL_811]]</w:t>
       </w:r>
     </w:p>
     <w:p>
@@ -1617,7 +1617,7 @@
         <w:spacing w:after="50" w:line="247" w:lineRule="auto"/>
       </w:pPr>
       <w:r>
-        <w:t>Customer initials - tutorial is not professional training: __________</w:t>
+        <w:t>Customer initials - tutorial is not professional training: [[OS_INITIAL_TUTORIAL]]</w:t>
       </w:r>
     </w:p>
     <w:p>
@@ -2086,7 +2086,7 @@
         <w:spacing w:after="50" w:line="247" w:lineRule="auto"/>
       </w:pPr>
       <w:r>
-        <w:t>Customer initials - damage waiver limits: __________</w:t>
+        <w:t>Customer initials - damage waiver limits: [[OS_INITIAL_DAMAGE_WAIVER]]</w:t>
       </w:r>
     </w:p>
     <w:p>
@@ -2439,7 +2439,7 @@
         <w:spacing w:after="50" w:line="247" w:lineRule="auto"/>
       </w:pPr>
       <w:r>
-        <w:t>Customer signature: [OpenSign signature field]     Date signed: [OpenSign date field]</w:t>
+        <w:t>Customer signature: [[OS_SIGNATURE_CUSTOMER]]     Date signed: [[OS_DATE_SIGNED]]</w:t>
       </w:r>
     </w:p>
     <w:p>

--- a/docs/Tonka_Time_Weekend_Rental_Agreement_Template.docx
+++ b/docs/Tonka_Time_Weekend_Rental_Agreement_Template.docx
@@ -1060,12 +1060,68 @@
     </w:p>
     <w:p>
       <w:pPr>
-        <w:spacing w:after="50" w:line="247" w:lineRule="auto"/>
-      </w:pPr>
-      <w:r>
-        <w:t>Customer initials - 811/private utilities responsibility: [[OS_INITIAL_811]]</w:t>
+        <w:spacing w:after="40" w:line="247" w:lineRule="auto" w:before="0"/>
+      </w:pPr>
+      <w:r>
+        <w:rPr>
+          <w:sz w:val="21"/>
+        </w:rPr>
+        <w:t>Customer initials - 811/private utilities responsibility:</w:t>
       </w:r>
     </w:p>
+    <w:tbl>
+      <w:tblPr>
+        <w:tblW w:type="auto" w:w="0"/>
+        <w:jc w:val="left"/>
+        <w:tblLook w:firstColumn="1" w:firstRow="1" w:lastColumn="0" w:lastRow="0" w:noHBand="0" w:noVBand="1" w:val="04A0"/>
+        <w:tblBorders>
+          <w:top w:val="nil"/>
+          <w:left w:val="nil"/>
+          <w:bottom w:val="nil"/>
+          <w:right w:val="nil"/>
+          <w:insideH w:val="nil"/>
+          <w:insideV w:val="nil"/>
+        </w:tblBorders>
+      </w:tblPr>
+      <w:tblGrid>
+        <w:gridCol w:w="1584"/>
+      </w:tblGrid>
+      <w:tr>
+        <w:tc>
+          <w:tcPr>
+            <w:tcW w:type="dxa" w:w="1584"/>
+            <w:tcMar>
+              <w:left w:w="80" w:type="dxa"/>
+              <w:top w:w="40" w:type="dxa"/>
+              <w:right w:w="80" w:type="dxa"/>
+              <w:bottom w:w="40" w:type="dxa"/>
+            </w:tcMar>
+          </w:tcPr>
+          <w:p>
+            <w:pPr>
+              <w:spacing w:before="0" w:after="0"/>
+              <w:ind w:left="0"/>
+            </w:pPr>
+            <w:r/>
+            <w:r>
+              <w:rPr>
+                <w:rFonts w:ascii="Courier New" w:hAnsi="Courier New"/>
+                <w:sz w:val="21"/>
+              </w:rPr>
+              <w:t xml:space="preserve">[     ] </w:t>
+            </w:r>
+            <w:r>
+              <w:rPr>
+                <w:rFonts w:ascii="Courier New" w:hAnsi="Courier New"/>
+                <w:color w:val="FFFFFF"/>
+                <w:sz w:val="2"/>
+              </w:rPr>
+              <w:t>[[OS_INITIAL_811]]</w:t>
+            </w:r>
+          </w:p>
+        </w:tc>
+      </w:tr>
+    </w:tbl>
     <w:p>
       <w:pPr>
         <w:spacing w:after="50" w:line="247" w:lineRule="auto"/>
@@ -1614,12 +1670,68 @@
     </w:p>
     <w:p>
       <w:pPr>
-        <w:spacing w:after="50" w:line="247" w:lineRule="auto"/>
-      </w:pPr>
-      <w:r>
-        <w:t>Customer initials - tutorial is not professional training: [[OS_INITIAL_TUTORIAL]]</w:t>
+        <w:spacing w:after="40" w:line="247" w:lineRule="auto" w:before="0"/>
+      </w:pPr>
+      <w:r>
+        <w:rPr>
+          <w:sz w:val="21"/>
+        </w:rPr>
+        <w:t>Customer initials - tutorial is not professional training:</w:t>
       </w:r>
     </w:p>
+    <w:tbl>
+      <w:tblPr>
+        <w:tblW w:type="auto" w:w="0"/>
+        <w:jc w:val="left"/>
+        <w:tblLook w:firstColumn="1" w:firstRow="1" w:lastColumn="0" w:lastRow="0" w:noHBand="0" w:noVBand="1" w:val="04A0"/>
+        <w:tblBorders>
+          <w:top w:val="nil"/>
+          <w:left w:val="nil"/>
+          <w:bottom w:val="nil"/>
+          <w:right w:val="nil"/>
+          <w:insideH w:val="nil"/>
+          <w:insideV w:val="nil"/>
+        </w:tblBorders>
+      </w:tblPr>
+      <w:tblGrid>
+        <w:gridCol w:w="1584"/>
+      </w:tblGrid>
+      <w:tr>
+        <w:tc>
+          <w:tcPr>
+            <w:tcW w:type="dxa" w:w="1584"/>
+            <w:tcMar>
+              <w:left w:w="80" w:type="dxa"/>
+              <w:top w:w="40" w:type="dxa"/>
+              <w:right w:w="80" w:type="dxa"/>
+              <w:bottom w:w="40" w:type="dxa"/>
+            </w:tcMar>
+          </w:tcPr>
+          <w:p>
+            <w:pPr>
+              <w:spacing w:before="0" w:after="0"/>
+              <w:ind w:left="0"/>
+            </w:pPr>
+            <w:r/>
+            <w:r>
+              <w:rPr>
+                <w:rFonts w:ascii="Courier New" w:hAnsi="Courier New"/>
+                <w:sz w:val="21"/>
+              </w:rPr>
+              <w:t xml:space="preserve">[     ] </w:t>
+            </w:r>
+            <w:r>
+              <w:rPr>
+                <w:rFonts w:ascii="Courier New" w:hAnsi="Courier New"/>
+                <w:color w:val="FFFFFF"/>
+                <w:sz w:val="2"/>
+              </w:rPr>
+              <w:t>[[OS_INITIAL_TUTORIAL]]</w:t>
+            </w:r>
+          </w:p>
+        </w:tc>
+      </w:tr>
+    </w:tbl>
     <w:p>
       <w:pPr>
         <w:spacing w:after="50" w:line="247" w:lineRule="auto"/>
@@ -2083,12 +2195,68 @@
     </w:p>
     <w:p>
       <w:pPr>
-        <w:spacing w:after="50" w:line="247" w:lineRule="auto"/>
-      </w:pPr>
-      <w:r>
-        <w:t>Customer initials - damage waiver limits: [[OS_INITIAL_DAMAGE_WAIVER]]</w:t>
+        <w:spacing w:after="40" w:line="247" w:lineRule="auto" w:before="0"/>
+      </w:pPr>
+      <w:r>
+        <w:rPr>
+          <w:sz w:val="21"/>
+        </w:rPr>
+        <w:t>Customer initials - damage waiver limits:</w:t>
       </w:r>
     </w:p>
+    <w:tbl>
+      <w:tblPr>
+        <w:tblW w:type="auto" w:w="0"/>
+        <w:jc w:val="left"/>
+        <w:tblLook w:firstColumn="1" w:firstRow="1" w:lastColumn="0" w:lastRow="0" w:noHBand="0" w:noVBand="1" w:val="04A0"/>
+        <w:tblBorders>
+          <w:top w:val="nil"/>
+          <w:left w:val="nil"/>
+          <w:bottom w:val="nil"/>
+          <w:right w:val="nil"/>
+          <w:insideH w:val="nil"/>
+          <w:insideV w:val="nil"/>
+        </w:tblBorders>
+      </w:tblPr>
+      <w:tblGrid>
+        <w:gridCol w:w="1584"/>
+      </w:tblGrid>
+      <w:tr>
+        <w:tc>
+          <w:tcPr>
+            <w:tcW w:type="dxa" w:w="1584"/>
+            <w:tcMar>
+              <w:left w:w="80" w:type="dxa"/>
+              <w:top w:w="40" w:type="dxa"/>
+              <w:right w:w="80" w:type="dxa"/>
+              <w:bottom w:w="40" w:type="dxa"/>
+            </w:tcMar>
+          </w:tcPr>
+          <w:p>
+            <w:pPr>
+              <w:spacing w:before="0" w:after="0"/>
+              <w:ind w:left="0"/>
+            </w:pPr>
+            <w:r/>
+            <w:r>
+              <w:rPr>
+                <w:rFonts w:ascii="Courier New" w:hAnsi="Courier New"/>
+                <w:sz w:val="21"/>
+              </w:rPr>
+              <w:t xml:space="preserve">[     ] </w:t>
+            </w:r>
+            <w:r>
+              <w:rPr>
+                <w:rFonts w:ascii="Courier New" w:hAnsi="Courier New"/>
+                <w:color w:val="FFFFFF"/>
+                <w:sz w:val="2"/>
+              </w:rPr>
+              <w:t>[[OS_INITIAL_DAMAGE_WAIVER]]</w:t>
+            </w:r>
+          </w:p>
+        </w:tc>
+      </w:tr>
+    </w:tbl>
     <w:p>
       <w:pPr>
         <w:spacing w:after="50" w:line="247" w:lineRule="auto"/>
@@ -2438,10 +2606,141 @@
       <w:pPr>
         <w:spacing w:after="50" w:line="247" w:lineRule="auto"/>
       </w:pPr>
-      <w:r>
-        <w:t>Customer signature: [[OS_SIGNATURE_CUSTOMER]]     Date signed: [[OS_DATE_SIGNED]]</w:t>
-      </w:r>
+      <w:r/>
     </w:p>
+    <w:tbl>
+      <w:tblPr>
+        <w:tblW w:type="auto" w:w="0"/>
+        <w:jc w:val="left"/>
+        <w:tblLook w:firstColumn="1" w:firstRow="1" w:lastColumn="0" w:lastRow="0" w:noHBand="0" w:noVBand="1" w:val="04A0"/>
+        <w:tblBorders>
+          <w:top w:val="nil"/>
+          <w:left w:val="nil"/>
+          <w:bottom w:val="nil"/>
+          <w:right w:val="nil"/>
+          <w:insideH w:val="nil"/>
+          <w:insideV w:val="nil"/>
+        </w:tblBorders>
+      </w:tblPr>
+      <w:tblGrid>
+        <w:gridCol w:w="2520"/>
+        <w:gridCol w:w="2520"/>
+        <w:gridCol w:w="2520"/>
+        <w:gridCol w:w="2520"/>
+      </w:tblGrid>
+      <w:tr>
+        <w:tc>
+          <w:tcPr>
+            <w:tcW w:type="dxa" w:w="1944"/>
+            <w:tcMar>
+              <w:left w:w="60" w:type="dxa"/>
+              <w:top w:w="20" w:type="dxa"/>
+              <w:right w:w="60" w:type="dxa"/>
+              <w:bottom w:w="20" w:type="dxa"/>
+            </w:tcMar>
+          </w:tcPr>
+          <w:p>
+            <w:pPr>
+              <w:spacing w:before="0" w:after="0"/>
+            </w:pPr>
+            <w:r/>
+            <w:r>
+              <w:rPr>
+                <w:sz w:val="21"/>
+              </w:rPr>
+              <w:t>Customer signature:</w:t>
+            </w:r>
+          </w:p>
+        </w:tc>
+        <w:tc>
+          <w:tcPr>
+            <w:tcW w:type="dxa" w:w="4464"/>
+            <w:tcMar>
+              <w:left w:w="60" w:type="dxa"/>
+              <w:top w:w="20" w:type="dxa"/>
+              <w:right w:w="60" w:type="dxa"/>
+              <w:bottom w:w="20" w:type="dxa"/>
+            </w:tcMar>
+          </w:tcPr>
+          <w:p>
+            <w:pPr>
+              <w:spacing w:before="0" w:after="0"/>
+            </w:pPr>
+            <w:r/>
+            <w:r>
+              <w:rPr>
+                <w:rFonts w:ascii="Courier New" w:hAnsi="Courier New"/>
+                <w:sz w:val="21"/>
+              </w:rPr>
+              <w:t xml:space="preserve">________________________ </w:t>
+            </w:r>
+            <w:r>
+              <w:rPr>
+                <w:rFonts w:ascii="Courier New" w:hAnsi="Courier New"/>
+                <w:color w:val="FFFFFF"/>
+                <w:sz w:val="2"/>
+              </w:rPr>
+              <w:t>[[OS_SIGNATURE_CUSTOMER]]</w:t>
+            </w:r>
+          </w:p>
+        </w:tc>
+        <w:tc>
+          <w:tcPr>
+            <w:tcW w:type="dxa" w:w="1440"/>
+            <w:tcMar>
+              <w:left w:w="60" w:type="dxa"/>
+              <w:top w:w="20" w:type="dxa"/>
+              <w:right w:w="60" w:type="dxa"/>
+              <w:bottom w:w="20" w:type="dxa"/>
+            </w:tcMar>
+          </w:tcPr>
+          <w:p>
+            <w:pPr>
+              <w:spacing w:before="0" w:after="0"/>
+            </w:pPr>
+            <w:r/>
+            <w:r>
+              <w:rPr>
+                <w:sz w:val="21"/>
+              </w:rPr>
+              <w:t>Date signed:</w:t>
+            </w:r>
+          </w:p>
+        </w:tc>
+        <w:tc>
+          <w:tcPr>
+            <w:tcW w:type="dxa" w:w="2232"/>
+            <w:tcMar>
+              <w:left w:w="60" w:type="dxa"/>
+              <w:top w:w="20" w:type="dxa"/>
+              <w:right w:w="60" w:type="dxa"/>
+              <w:bottom w:w="20" w:type="dxa"/>
+            </w:tcMar>
+          </w:tcPr>
+          <w:p>
+            <w:pPr>
+              <w:spacing w:before="0" w:after="0"/>
+            </w:pPr>
+            <w:r/>
+            <w:r>
+              <w:rPr>
+                <w:rFonts w:ascii="Courier New" w:hAnsi="Courier New"/>
+                <w:sz w:val="21"/>
+              </w:rPr>
+              <w:t xml:space="preserve">____________ </w:t>
+            </w:r>
+            <w:r>
+              <w:rPr>
+                <w:rFonts w:ascii="Courier New" w:hAnsi="Courier New"/>
+                <w:color w:val="FFFFFF"/>
+                <w:sz w:val="2"/>
+              </w:rPr>
+              <w:t>[[OS_DATE_SIGNED]]</w:t>
+            </w:r>
+          </w:p>
+        </w:tc>
+      </w:tr>
+    </w:tbl>
     <w:p>
       <w:pPr>
         <w:spacing w:after="50" w:line="247" w:lineRule="auto"/>

--- a/docs/Tonka_Time_Weekend_Rental_Agreement_Template.docx
+++ b/docs/Tonka_Time_Weekend_Rental_Agreement_Template.docx
@@ -855,7 +855,7 @@
         <w:t>Property owner?</w:t>
       </w:r>
       <w:r>
-        <w:t xml:space="preserve"> [ ] Yes </w:t>
+        <w:t xml:space="preserve"> [</w:t>
       </w:r>
       <w:r>
         <w:rPr>
@@ -864,7 +864,7 @@
         <w:t>{{is_property_owner_yes}}</w:t>
       </w:r>
       <w:r>
-        <w:t xml:space="preserve"> [ ] No </w:t>
+        <w:t xml:space="preserve">] Yes [</w:t>
       </w:r>
       <w:r>
         <w:rPr>
@@ -873,6 +873,9 @@
         <w:t>{{is_property_owner_no}}</w:t>
       </w:r>
       <w:r>
+        <w:t xml:space="preserve">] No</w:t>
+      </w:r>
+      <w:r>
         <w:t xml:space="preserve"> </w:t>
       </w:r>
       <w:r>
@@ -882,7 +885,7 @@
         <w:t>Owner permission confirmed?</w:t>
       </w:r>
       <w:r>
-        <w:t xml:space="preserve"> [ ] Yes </w:t>
+        <w:t xml:space="preserve"> [</w:t>
       </w:r>
       <w:r>
         <w:rPr>
@@ -891,13 +894,16 @@
         <w:t>{{owner_permission_yes}}</w:t>
       </w:r>
       <w:r>
-        <w:t xml:space="preserve"> [ ] No </w:t>
+        <w:t xml:space="preserve">] Yes [</w:t>
       </w:r>
       <w:r>
         <w:rPr>
           <w:rFonts w:ascii="Courier New" w:hAnsi="Courier New"/>
         </w:rPr>
         <w:t>{{owner_permission_no}}</w:t>
+      </w:r>
+      <w:r>
+        <w:t xml:space="preserve">] No</w:t>
       </w:r>
     </w:p>
     <w:p>
@@ -1157,7 +1163,7 @@
         <w:spacing w:after="50" w:line="247" w:lineRule="auto"/>
       </w:pPr>
       <w:r>
-        <w:t>[ ] I know my property boundaries. (</w:t>
+        <w:t>[</w:t>
       </w:r>
       <w:r>
         <w:rPr>
@@ -1166,7 +1172,7 @@
         <w:t>{{knows_boundaries}}</w:t>
       </w:r>
       <w:r>
-        <w:t>)</w:t>
+        <w:t>] I know my property boundaries.</w:t>
       </w:r>
     </w:p>
     <w:p>
@@ -1175,7 +1181,7 @@
         <w:spacing w:after="50" w:line="247" w:lineRule="auto"/>
       </w:pPr>
       <w:r>
-        <w:t>[ ] I understand fences, landscaping, and driveways may not be property lines. (</w:t>
+        <w:t>[</w:t>
       </w:r>
       <w:r>
         <w:rPr>
@@ -1184,7 +1190,7 @@
         <w:t>{{understands_fence_not_boundary}}</w:t>
       </w:r>
       <w:r>
-        <w:t>)</w:t>
+        <w:t>] I understand fences, landscaping, and driveways may not be property lines.</w:t>
       </w:r>
     </w:p>
     <w:p>
@@ -1193,7 +1199,7 @@
         <w:spacing w:after="50" w:line="247" w:lineRule="auto"/>
       </w:pPr>
       <w:r>
-        <w:t>[ ] I have permission to dig at the approved jobsite. (</w:t>
+        <w:t>[</w:t>
       </w:r>
       <w:r>
         <w:rPr>
@@ -1202,7 +1208,7 @@
         <w:t>{{has_owner_permission}}</w:t>
       </w:r>
       <w:r>
-        <w:t>)</w:t>
+        <w:t>] I have permission to dig at the approved jobsite.</w:t>
       </w:r>
     </w:p>
     <w:p>
@@ -1211,7 +1217,7 @@
         <w:spacing w:after="50" w:line="247" w:lineRule="auto"/>
       </w:pPr>
       <w:r>
-        <w:t>[ ] I will not dig on neighboring property. (</w:t>
+        <w:t>[</w:t>
       </w:r>
       <w:r>
         <w:rPr>
@@ -1220,7 +1226,7 @@
         <w:t>{{not_digging_neighbor_property}}</w:t>
       </w:r>
       <w:r>
-        <w:t>)</w:t>
+        <w:t>] I will not dig on neighboring property.</w:t>
       </w:r>
     </w:p>
     <w:p>
@@ -1229,7 +1235,7 @@
         <w:spacing w:after="50" w:line="247" w:lineRule="auto"/>
       </w:pPr>
       <w:r>
-        <w:t>[ ] I will not dig in a public right-of-way without required permit or permission. (</w:t>
+        <w:t>[</w:t>
       </w:r>
       <w:r>
         <w:rPr>
@@ -1238,7 +1244,7 @@
         <w:t>{{not_digging_public_row_without_permit}}</w:t>
       </w:r>
       <w:r>
-        <w:t>)</w:t>
+        <w:t>] I will not dig in a public right-of-way without required permit or permission.</w:t>
       </w:r>
     </w:p>
     <w:p>
@@ -1247,7 +1253,7 @@
         <w:spacing w:after="50" w:line="247" w:lineRule="auto"/>
       </w:pPr>
       <w:r>
-        <w:t>[ ] I submitted, or will submit before digging, a Colorado 811 request. (</w:t>
+        <w:t>[</w:t>
       </w:r>
       <w:r>
         <w:rPr>
@@ -1256,7 +1262,7 @@
         <w:t>{{submitted_811_or_will_before_digging}}</w:t>
       </w:r>
       <w:r>
-        <w:t>)</w:t>
+        <w:t>] I submitted, or will submit before digging, a Colorado 811 request.</w:t>
       </w:r>
     </w:p>
     <w:p>
@@ -1265,7 +1271,7 @@
         <w:spacing w:after="50" w:line="247" w:lineRule="auto"/>
       </w:pPr>
       <w:r>
-        <w:t>[ ] I will wait for the locate window and review utility responses before digging. (</w:t>
+        <w:t>[</w:t>
       </w:r>
       <w:r>
         <w:rPr>
@@ -1274,7 +1280,7 @@
         <w:t>{{will_wait_for_locate_window}}</w:t>
       </w:r>
       <w:r>
-        <w:t>)</w:t>
+        <w:t>] I will wait for the locate window and review utility responses before digging.</w:t>
       </w:r>
     </w:p>
     <w:p>
@@ -1283,7 +1289,7 @@
         <w:spacing w:after="50" w:line="247" w:lineRule="auto"/>
       </w:pPr>
       <w:r>
-        <w:t>[ ] I understand private utilities may not be marked by 811. (</w:t>
+        <w:t>[</w:t>
       </w:r>
       <w:r>
         <w:rPr>
@@ -1292,7 +1298,7 @@
         <w:t>{{understands_private_utilities}}</w:t>
       </w:r>
       <w:r>
-        <w:t>)</w:t>
+        <w:t>] I understand private utilities may not be marked by 811.</w:t>
       </w:r>
     </w:p>
     <w:p>
@@ -1301,7 +1307,7 @@
         <w:spacing w:after="50" w:line="247" w:lineRule="auto"/>
       </w:pPr>
       <w:r>
-        <w:t>[ ] I will avoid utility tolerance zones unless hand digging and extra care are used as required. (</w:t>
+        <w:t>[</w:t>
       </w:r>
       <w:r>
         <w:rPr>
@@ -1310,7 +1316,7 @@
         <w:t>{{will_avoid_utility_tolerance_zone}}</w:t>
       </w:r>
       <w:r>
-        <w:t>)</w:t>
+        <w:t>] I will avoid utility tolerance zones unless hand digging and extra care are used as required.</w:t>
       </w:r>
     </w:p>
     <w:p>
@@ -1319,7 +1325,7 @@
         <w:spacing w:after="50" w:line="247" w:lineRule="auto"/>
       </w:pPr>
       <w:r>
-        <w:t>[ ] I will not undermine structures, slabs, retaining walls, driveways, sidewalks, trees, slopes, roads, fences, or utilities without a safe plan. (</w:t>
+        <w:t>[</w:t>
       </w:r>
       <w:r>
         <w:rPr>
@@ -1328,7 +1334,7 @@
         <w:t>{{will_not_undermine_structures}}</w:t>
       </w:r>
       <w:r>
-        <w:t>)</w:t>
+        <w:t>] I will not undermine structures, slabs, retaining walls, driveways, sidewalks, trees, slopes, roads, fences, or utilities without a safe plan.</w:t>
       </w:r>
     </w:p>
     <w:p>
@@ -1337,7 +1343,7 @@
         <w:spacing w:after="50" w:line="247" w:lineRule="auto"/>
       </w:pPr>
       <w:r>
-        <w:t>[ ] I will keep children, pets, vehicles, and bystanders away from the work area. (</w:t>
+        <w:t>[</w:t>
       </w:r>
       <w:r>
         <w:rPr>
@@ -1346,7 +1352,7 @@
         <w:t>{{will_keep_people_pets_away}}</w:t>
       </w:r>
       <w:r>
-        <w:t>)</w:t>
+        <w:t>] I will keep children, pets, vehicles, and bystanders away from the work area.</w:t>
       </w:r>
     </w:p>
     <w:p>
@@ -1355,7 +1361,7 @@
         <w:spacing w:after="50" w:line="247" w:lineRule="auto"/>
       </w:pPr>
       <w:r>
-        <w:t>[ ] I will stop and call Tonka Time Rentals if the machine leaks, overheats, throws a track, becomes stuck, or seems unsafe. (</w:t>
+        <w:t>[</w:t>
       </w:r>
       <w:r>
         <w:rPr>
@@ -1364,7 +1370,7 @@
         <w:t>{{will_stop_if_unsafe}}</w:t>
       </w:r>
       <w:r>
-        <w:t>)</w:t>
+        <w:t>] I will stop and call Tonka Time Rentals if the machine leaks, overheats, throws a track, becomes stuck, or seems unsafe.</w:t>
       </w:r>
     </w:p>
     <w:p>
@@ -1373,7 +1379,7 @@
         <w:spacing w:after="50" w:line="247" w:lineRule="auto"/>
       </w:pPr>
       <w:r>
-        <w:t>[ ] I understand the excavator may contain GPS, geofence, telematics, or anti-theft tracking technology. (</w:t>
+        <w:t>[</w:t>
       </w:r>
       <w:r>
         <w:rPr>
@@ -1382,7 +1388,7 @@
         <w:t>{{understands_equipment_may_be_tracked}}</w:t>
       </w:r>
       <w:r>
-        <w:t>)</w:t>
+        <w:t>] I understand the excavator may contain GPS, geofence, telematics, or anti-theft tracking technology.</w:t>
       </w:r>
     </w:p>
     <w:p>
@@ -1391,7 +1397,7 @@
         <w:spacing w:after="50" w:line="247" w:lineRule="auto"/>
       </w:pPr>
       <w:r>
-        <w:t>[ ] I consent to Tonka Time Rentals monitoring equipment location during the rental period and until the equipment is returned or recovered. (</w:t>
+        <w:t>[</w:t>
       </w:r>
       <w:r>
         <w:rPr>
@@ -1400,7 +1406,7 @@
         <w:t>{{consents_to_location_monitoring}}</w:t>
       </w:r>
       <w:r>
-        <w:t>)</w:t>
+        <w:t>] I consent to Tonka Time Rentals monitoring equipment location during the rental period and until the equipment is returned or recovered.</w:t>
       </w:r>
     </w:p>
     <w:p>
@@ -1409,7 +1415,7 @@
         <w:spacing w:after="50" w:line="247" w:lineRule="auto"/>
       </w:pPr>
       <w:r>
-        <w:t>[ ] I understand the excavator may be used only at the approved jobsite address. (</w:t>
+        <w:t>[</w:t>
       </w:r>
       <w:r>
         <w:rPr>
@@ -1418,7 +1424,7 @@
         <w:t>{{will_use_only_at_approved_jobsite}}</w:t>
       </w:r>
       <w:r>
-        <w:t>)</w:t>
+        <w:t>] I understand the excavator may be used only at the approved jobsite address.</w:t>
       </w:r>
     </w:p>
     <w:p>
@@ -1427,7 +1433,7 @@
         <w:spacing w:after="50" w:line="247" w:lineRule="auto"/>
       </w:pPr>
       <w:r>
-        <w:t>[ ] I will not move the excavator to another property or jobsite without prior written approval. (</w:t>
+        <w:t>[</w:t>
       </w:r>
       <w:r>
         <w:rPr>
@@ -1436,7 +1442,7 @@
         <w:t>{{will_not_move_without_approval}}</w:t>
       </w:r>
       <w:r>
-        <w:t>)</w:t>
+        <w:t>] I will not move the excavator to another property or jobsite without prior written approval.</w:t>
       </w:r>
     </w:p>
     <w:p>
@@ -1445,7 +1451,7 @@
         <w:spacing w:after="50" w:line="247" w:lineRule="auto"/>
       </w:pPr>
       <w:r>
-        <w:t>[ ] I will not load, haul, tow, or transport the excavator on my own trailer, truck, rollback, or other vehicle without prior written approval. (</w:t>
+        <w:t>[</w:t>
       </w:r>
       <w:r>
         <w:rPr>
@@ -1454,7 +1460,7 @@
         <w:t>{{will_not_transport_without_approval}}</w:t>
       </w:r>
       <w:r>
-        <w:t>)</w:t>
+        <w:t>] I will not load, haul, tow, or transport the excavator on my own trailer, truck, rollback, or other vehicle without prior written approval.</w:t>
       </w:r>
     </w:p>
     <w:p>
@@ -1463,7 +1469,7 @@
         <w:spacing w:after="50" w:line="247" w:lineRule="auto"/>
       </w:pPr>
       <w:r>
-        <w:t>[ ] I will not remove, disable, cover, block, or tamper with any GPS, tracker, lock, key, or security device. (</w:t>
+        <w:t>[</w:t>
       </w:r>
       <w:r>
         <w:rPr>
@@ -1472,7 +1478,7 @@
         <w:t>{{will_not_tamper_with_tracking_device}}</w:t>
       </w:r>
       <w:r>
-        <w:t>)</w:t>
+        <w:t>] I will not remove, disable, cover, block, or tamper with any GPS, tracker, lock, key, or security device.</w:t>
       </w:r>
     </w:p>
     <w:p>
@@ -1481,7 +1487,7 @@
         <w:spacing w:after="50" w:line="247" w:lineRule="auto"/>
       </w:pPr>
       <w:r>
-        <w:t>[ ] I understand that unauthorized movement, geofence breach, tracker tampering, or unapproved transport may result in rental termination, recovery fees, deposit retention, and additional claims. (</w:t>
+        <w:t>[</w:t>
       </w:r>
       <w:r>
         <w:rPr>
@@ -1490,7 +1496,7 @@
         <w:t>{{understands_geofence_breach_consequences}}</w:t>
       </w:r>
       <w:r>
-        <w:t>)</w:t>
+        <w:t>] I understand that unauthorized movement, geofence breach, tracker tampering, or unapproved transport may result in rental termination, recovery fees, deposit retention, and additional claims.</w:t>
       </w:r>
     </w:p>
     <w:p>
@@ -1528,7 +1534,7 @@
         <w:spacing w:after="50" w:line="247" w:lineRule="auto"/>
       </w:pPr>
       <w:r>
-        <w:t>[ ] I received or had access to the quick start guide. (</w:t>
+        <w:t>[</w:t>
       </w:r>
       <w:r>
         <w:rPr>
@@ -1537,7 +1543,7 @@
         <w:t>{{received_quick_start_guide}}</w:t>
       </w:r>
       <w:r>
-        <w:t>)</w:t>
+        <w:t>] I received or had access to the quick start guide.</w:t>
       </w:r>
     </w:p>
     <w:p>
@@ -1546,7 +1552,7 @@
         <w:spacing w:after="50" w:line="247" w:lineRule="auto"/>
       </w:pPr>
       <w:r>
-        <w:t>[ ] I understand the basic controls well enough to operate safely or will not operate. (</w:t>
+        <w:t>[</w:t>
       </w:r>
       <w:r>
         <w:rPr>
@@ -1555,7 +1561,7 @@
         <w:t>{{understands_basic_controls}}</w:t>
       </w:r>
       <w:r>
-        <w:t>)</w:t>
+        <w:t>] I understand the basic controls well enough to operate safely or will not operate.</w:t>
       </w:r>
     </w:p>
     <w:p>
@@ -1564,7 +1570,7 @@
         <w:spacing w:after="50" w:line="247" w:lineRule="auto"/>
       </w:pPr>
       <w:r>
-        <w:t>[ ] I know how to perform an emergency shutdown and lower the boom/bucket safely. (</w:t>
+        <w:t>[</w:t>
       </w:r>
       <w:r>
         <w:rPr>
@@ -1573,7 +1579,7 @@
         <w:t>{{knows_emergency_shutdown}}</w:t>
       </w:r>
       <w:r>
-        <w:t>)</w:t>
+        <w:t>] I know how to perform an emergency shutdown and lower the boom/bucket safely.</w:t>
       </w:r>
     </w:p>
     <w:p>
@@ -1582,7 +1588,7 @@
         <w:spacing w:after="50" w:line="247" w:lineRule="auto"/>
       </w:pPr>
       <w:r>
-        <w:t>[ ] I understand rollover, tip-over, slope, overhead, and blind-spot risks. (</w:t>
+        <w:t>[</w:t>
       </w:r>
       <w:r>
         <w:rPr>
@@ -1591,7 +1597,7 @@
         <w:t>{{understands_tip_risk}}</w:t>
       </w:r>
       <w:r>
-        <w:t>)</w:t>
+        <w:t>] I understand rollover, tip-over, slope, overhead, and blind-spot risks.</w:t>
       </w:r>
     </w:p>
     <w:p>
@@ -1600,7 +1606,7 @@
         <w:spacing w:after="50" w:line="247" w:lineRule="auto"/>
       </w:pPr>
       <w:r>
-        <w:t>[ ] I will watch the required tutorial videos before operating. (</w:t>
+        <w:t>[</w:t>
       </w:r>
       <w:r>
         <w:rPr>
@@ -1609,7 +1615,7 @@
         <w:t>{{will_watch_tutorial_videos}}</w:t>
       </w:r>
       <w:r>
-        <w:t>)</w:t>
+        <w:t>] I will watch the required tutorial videos before operating.</w:t>
       </w:r>
     </w:p>
     <w:p>
@@ -1618,7 +1624,7 @@
         <w:spacing w:after="50" w:line="247" w:lineRule="auto"/>
       </w:pPr>
       <w:r>
-        <w:t>[ ] I will call Tonka Time Rentals if I am unsure about safe operation or troubleshooting. (</w:t>
+        <w:t>[</w:t>
       </w:r>
       <w:r>
         <w:rPr>
@@ -1627,7 +1633,7 @@
         <w:t>{{will_call_if_unsure}}</w:t>
       </w:r>
       <w:r>
-        <w:t>)</w:t>
+        <w:t>] I will call Tonka Time Rentals if I am unsure about safe operation or troubleshooting.</w:t>
       </w:r>
     </w:p>
     <w:p>
@@ -2103,7 +2109,7 @@
         <w:t>{{damage_waiver_choice}}</w:t>
       </w:r>
       <w:r>
-        <w:t xml:space="preserve"> [ ] Accept </w:t>
+        <w:t xml:space="preserve"> [</w:t>
       </w:r>
       <w:r>
         <w:rPr>
@@ -2112,7 +2118,7 @@
         <w:t>{{damage_waiver_accept}}</w:t>
       </w:r>
       <w:r>
-        <w:t xml:space="preserve"> [ ] Decline </w:t>
+        <w:t xml:space="preserve">] Accept [</w:t>
       </w:r>
       <w:r>
         <w:rPr>
@@ -2120,6 +2126,9 @@
         </w:rPr>
         <w:t>{{damage_waiver_decline}}</w:t>
       </w:r>
+      <w:r>
+        <w:t xml:space="preserve">] Decline</w:t>
+      </w:r>
     </w:p>
     <w:p>
       <w:pPr>
@@ -2181,7 +2190,7 @@
         <w:spacing w:after="50" w:line="247" w:lineRule="auto"/>
       </w:pPr>
       <w:r>
-        <w:t>[ ] I understand the Limited Damage Waiver is not insurance and does not cover theft, rollover, submerged equipment, utility strikes, misuse, unauthorized operators, prohibited uses, transport damage, or third-party property damage. (</w:t>
+        <w:t>[</w:t>
       </w:r>
       <w:r>
         <w:rPr>
@@ -2190,7 +2199,7 @@
         <w:t>{{damage_waiver_acknowledged}}</w:t>
       </w:r>
       <w:r>
-        <w:t>)</w:t>
+        <w:t>] I understand the Limited Damage Waiver is not insurance and does not cover theft, rollover, submerged equipment, utility strikes, misuse, unauthorized operators, prohibited uses, transport damage, or third-party property damage.</w:t>
       </w:r>
     </w:p>
     <w:p>
